--- a/.planning/evidence/Э4-отчёт-8-после-правок.docx
+++ b/.planning/evidence/Э4-отчёт-8-после-правок.docx
@@ -1144,6 +1144,11 @@
         <w:t>Не ответили источники: openalex, semanticscholar. Выдача могла быть полнее — стоит повторить запрос позже.</w:t>
       </w:r>
     </w:p>
+    <w:p>
+      <w:r>
+        <w:t>Часть поисковых формулировок не была выполнена — выдача по этой теме может быть неполной.</w:t>
+      </w:r>
+    </w:p>
     <w:sectPr>
       <w:pgSz w:w="12240" w:h="15840"/>
       <w:pgMar w:top="1440" w:right="1800" w:bottom="1440" w:left="1800" w:header="720" w:footer="720" w:gutter="0"/>

--- a/.planning/evidence/Э4-отчёт-8-после-правок.docx
+++ b/.planning/evidence/Э4-отчёт-8-после-правок.docx
@@ -451,7 +451,7 @@
         <w:pStyle w:val="ListBullet"/>
       </w:pPr>
       <w:r>
-        <w:t>Система включает приём сельскохозяйственного животного в ограниченный приёмный отсек — https://patents.google.com/patent/EA0000026963B1</w:t>
+        <w:t>Система включает приём сельскохозяйственного животного в ограниченный приёмный отсек — https://patents.google.com/patent/EA026963B1</w:t>
       </w:r>
     </w:p>
     <w:p>
@@ -459,7 +459,7 @@
         <w:pStyle w:val="ListBullet"/>
       </w:pPr>
       <w:r>
-        <w:t>Контур животного измеряется с помощью устройства для цифровой регистрации двух- или трёхмерных изображений — https://patents.google.com/patent/EA0000026963B1</w:t>
+        <w:t>Контур животного измеряется с помощью устройства для цифровой регистрации двух- или трёхмерных изображений — https://patents.google.com/patent/EA026963B1</w:t>
       </w:r>
     </w:p>
     <w:p>
@@ -467,7 +467,7 @@
         <w:pStyle w:val="ListBullet"/>
       </w:pPr>
       <w:r>
-        <w:t>Точки измерения для ультразвукового обследования определяются на основе сравнения данных о контуре животного с сохранёнными анатомическими данными — https://patents.google.com/patent/EA0000026963B1</w:t>
+        <w:t>Точки измерения для ультразвукового обследования определяются на основе сравнения данных о контуре животного с сохранёнными анатомическими данными — https://patents.google.com/patent/EA026963B1</w:t>
       </w:r>
     </w:p>
     <w:p>
@@ -475,7 +475,7 @@
         <w:pStyle w:val="ListBullet"/>
       </w:pPr>
       <w:r>
-        <w:t>Закреплённая в держателе ультразвуковая измерительная головка подводится к точке измерения путём перемещения держателя с помощью станины относительно приёмного отсека — https://patents.google.com/patent/EA0000026963B1</w:t>
+        <w:t>Закреплённая в держателе ультразвуковая измерительная головка подводится к точке измерения путём перемещения держателя с помощью станины относительно приёмного отсека — https://patents.google.com/patent/EA026963B1</w:t>
       </w:r>
     </w:p>
     <w:p>
